--- a/sources/veille/serafin-ph/2026-10-21_veille_SERAFIN-PH.docx
+++ b/sources/veille/serafin-ph/2026-10-21_veille_SERAFIN-PH.docx
@@ -101,7 +101,7 @@
                 <w:sz w:val="20"/>
                 <w:szCs w:val="20"/>
               </w:rPr>
-              <w:t xml:space="preserve">Statut</w:t>
+              <w:t xml:space="preserve">Source</w:t>
             </w:r>
           </w:p>
         </w:tc>
@@ -122,7 +122,7 @@
                 <w:sz w:val="20"/>
                 <w:szCs w:val="20"/>
               </w:rPr>
-              <w:t xml:space="preserve">Source</w:t>
+              <w:t xml:space="preserve">URL</w:t>
             </w:r>
           </w:p>
         </w:tc>
@@ -143,7 +143,7 @@
                 <w:sz w:val="20"/>
                 <w:szCs w:val="20"/>
               </w:rPr>
-              <w:t xml:space="preserve">URL</w:t>
+              <w:t xml:space="preserve">Statut</w:t>
             </w:r>
           </w:p>
         </w:tc>
@@ -170,20 +170,6 @@
         </w:tc>
       </w:tr>
       <w:tr>
-        <w:tc>
-          <w:p>
-            <w:r>
-              <w:rPr>
-                <w:rFonts w:ascii="Calibri" w:cs="Calibri" w:eastAsia="Calibri" w:hAnsi="Calibri"/>
-                <w:b w:val="false"/>
-                <w:bCs w:val="false"/>
-                <w:sz w:val="20"/>
-                <w:szCs w:val="20"/>
-              </w:rPr>
-              <w:t xml:space="preserve">✅ Consultée</w:t>
-            </w:r>
-          </w:p>
-        </w:tc>
         <w:tc>
           <w:p>
             <w:r>
@@ -209,7 +195,7 @@
                   <w:szCs w:val="22"/>
                   <w:u w:val="single"/>
                 </w:rPr>
-                <w:t xml:space="preserve">handicap.gouv.fr/reforme-tarifaire-des-esms-serafin-ph-14e-r…</w:t>
+                <w:t xml:space="preserve">https://handicap.gouv.fr/reforme-tarifaire-des-esms-serafin-ph-14e-reunion-du-comite-strategique</w:t>
               </w:r>
             </w:hyperlink>
           </w:p>
@@ -224,29 +210,40 @@
                 <w:sz w:val="20"/>
                 <w:szCs w:val="20"/>
               </w:rPr>
-              <w:t xml:space="preserve">Fond documentaire — 23/03/2026</w:t>
+              <w:t xml:space="preserve">⚠️ Mur JavaScript</w:t>
+            </w:r>
+          </w:p>
+        </w:tc>
+        <w:tc>
+          <w:p>
+            <w:r>
+              <w:rPr>
+                <w:rFonts w:ascii="Calibri" w:cs="Calibri" w:eastAsia="Calibri" w:hAnsi="Calibri"/>
+                <w:b w:val="false"/>
+                <w:bCs w:val="false"/>
+                <w:sz w:val="20"/>
+                <w:szCs w:val="20"/>
+              </w:rPr>
+              <w:t xml:space="preserve">Mur JavaScript : 93 caractères servis</w:t>
+            </w:r>
+            <w:r>
+              <w:rPr>
+                <w:rFonts w:ascii="Calibri" w:cs="Calibri" w:eastAsia="Calibri" w:hAnsi="Calibri"/>
+                <w:i/>
+                <w:iCs/>
+                <w:color w:val="666666"/>
+                <w:sz w:val="18"/>
+                <w:szCs w:val="18"/>
+              </w:rPr>
+              <w:t xml:space="preserve">  [Corrigé le 23/10/2026 : la page ne sert que « Please enable JavaScript to view the page content », soit 93 caractères utiles pour 6 078 octets bruts — rien du comité n’en a été lu. Les faits du calendrier relèvent du rappel institutionnel des éditions précédentes, comme la note le déclare plus bas.]</w:t>
+            </w:r>
+            <w:r>
+              <w:t xml:space="preserve"/>
             </w:r>
           </w:p>
         </w:tc>
       </w:tr>
       <w:tr>
-        <w:tc>
-          <w:tcPr>
-            <w:shd w:color="EEF2F7" w:val="solid"/>
-          </w:tcPr>
-          <w:p>
-            <w:r>
-              <w:rPr>
-                <w:rFonts w:ascii="Calibri" w:cs="Calibri" w:eastAsia="Calibri" w:hAnsi="Calibri"/>
-                <w:b w:val="false"/>
-                <w:bCs w:val="false"/>
-                <w:sz w:val="20"/>
-                <w:szCs w:val="20"/>
-              </w:rPr>
-              <w:t xml:space="preserve">✅ Consultée</w:t>
-            </w:r>
-          </w:p>
-        </w:tc>
         <w:tc>
           <w:tcPr>
             <w:shd w:color="EEF2F7" w:val="solid"/>
@@ -278,7 +275,7 @@
                   <w:szCs w:val="22"/>
                   <w:u w:val="single"/>
                 </w:rPr>
-                <w:t xml:space="preserve">www.cnsa.fr/actualites/serafin-ph-preparation-du-recueil-din…</w:t>
+                <w:t xml:space="preserve">https://www.cnsa.fr/actualites/serafin-ph-preparation-du-recueil-dinformations-ph-2026-en-vue-du-deploiement-du-futur</w:t>
               </w:r>
             </w:hyperlink>
           </w:p>
@@ -296,26 +293,29 @@
                 <w:sz w:val="20"/>
                 <w:szCs w:val="20"/>
               </w:rPr>
+              <w:t xml:space="preserve">✅ Consultée</w:t>
+            </w:r>
+          </w:p>
+        </w:tc>
+        <w:tc>
+          <w:tcPr>
+            <w:shd w:color="EEF2F7" w:val="solid"/>
+          </w:tcPr>
+          <w:p>
+            <w:r>
+              <w:rPr>
+                <w:rFonts w:ascii="Calibri" w:cs="Calibri" w:eastAsia="Calibri" w:hAnsi="Calibri"/>
+                <w:b w:val="false"/>
+                <w:bCs w:val="false"/>
+                <w:sz w:val="20"/>
+                <w:szCs w:val="20"/>
+              </w:rPr>
               <w:t xml:space="preserve">Fond documentaire — 17/12/2025</w:t>
             </w:r>
           </w:p>
         </w:tc>
       </w:tr>
       <w:tr>
-        <w:tc>
-          <w:p>
-            <w:r>
-              <w:rPr>
-                <w:rFonts w:ascii="Calibri" w:cs="Calibri" w:eastAsia="Calibri" w:hAnsi="Calibri"/>
-                <w:b w:val="false"/>
-                <w:bCs w:val="false"/>
-                <w:sz w:val="20"/>
-                <w:szCs w:val="20"/>
-              </w:rPr>
-              <w:t xml:space="preserve">✅ Consultée</w:t>
-            </w:r>
-          </w:p>
-        </w:tc>
         <w:tc>
           <w:p>
             <w:r>
@@ -341,7 +341,7 @@
                   <w:szCs w:val="22"/>
                   <w:u w:val="single"/>
                 </w:rPr>
-                <w:t xml:space="preserve">www.atih.sante.fr/recueil-national-ph-2025</w:t>
+                <w:t xml:space="preserve">https://www.atih.sante.fr/recueil-national-ph-2025</w:t>
               </w:r>
             </w:hyperlink>
           </w:p>
@@ -356,29 +356,26 @@
                 <w:sz w:val="20"/>
                 <w:szCs w:val="20"/>
               </w:rPr>
+              <w:t xml:space="preserve">✅ Consultée</w:t>
+            </w:r>
+          </w:p>
+        </w:tc>
+        <w:tc>
+          <w:p>
+            <w:r>
+              <w:rPr>
+                <w:rFonts w:ascii="Calibri" w:cs="Calibri" w:eastAsia="Calibri" w:hAnsi="Calibri"/>
+                <w:b w:val="false"/>
+                <w:bCs w:val="false"/>
+                <w:sz w:val="20"/>
+                <w:szCs w:val="20"/>
+              </w:rPr>
               <w:t xml:space="preserve">Consulté, sans élément nouveau dans la fenêtre</w:t>
             </w:r>
           </w:p>
         </w:tc>
       </w:tr>
       <w:tr>
-        <w:tc>
-          <w:tcPr>
-            <w:shd w:color="EEF2F7" w:val="solid"/>
-          </w:tcPr>
-          <w:p>
-            <w:r>
-              <w:rPr>
-                <w:rFonts w:ascii="Calibri" w:cs="Calibri" w:eastAsia="Calibri" w:hAnsi="Calibri"/>
-                <w:b w:val="false"/>
-                <w:bCs w:val="false"/>
-                <w:sz w:val="20"/>
-                <w:szCs w:val="20"/>
-              </w:rPr>
-              <w:t xml:space="preserve">✅ Consultée</w:t>
-            </w:r>
-          </w:p>
-        </w:tc>
         <w:tc>
           <w:tcPr>
             <w:shd w:color="EEF2F7" w:val="solid"/>
@@ -410,7 +407,7 @@
                   <w:szCs w:val="22"/>
                   <w:u w:val="single"/>
                 </w:rPr>
-                <w:t xml:space="preserve">www.cnsa.fr/actualites/plfss-2027-le-conseil-de-la-cnsa-aler…</w:t>
+                <w:t xml:space="preserve">https://www.cnsa.fr/actualites/plfss-2027-le-conseil-de-la-cnsa-alerte-sur-un-financement-de-lautonomie-en-retard-sur</w:t>
               </w:r>
             </w:hyperlink>
           </w:p>
@@ -428,26 +425,29 @@
                 <w:sz w:val="20"/>
                 <w:szCs w:val="20"/>
               </w:rPr>
+              <w:t xml:space="preserve">✅ Consultée</w:t>
+            </w:r>
+          </w:p>
+        </w:tc>
+        <w:tc>
+          <w:tcPr>
+            <w:shd w:color="EEF2F7" w:val="solid"/>
+          </w:tcPr>
+          <w:p>
+            <w:r>
+              <w:rPr>
+                <w:rFonts w:ascii="Calibri" w:cs="Calibri" w:eastAsia="Calibri" w:hAnsi="Calibri"/>
+                <w:b w:val="false"/>
+                <w:bCs w:val="false"/>
+                <w:sz w:val="20"/>
+                <w:szCs w:val="20"/>
+              </w:rPr>
               <w:t xml:space="preserve">Actualité fenêtre — 16/10/2026</w:t>
             </w:r>
           </w:p>
         </w:tc>
       </w:tr>
       <w:tr>
-        <w:tc>
-          <w:p>
-            <w:r>
-              <w:rPr>
-                <w:rFonts w:ascii="Calibri" w:cs="Calibri" w:eastAsia="Calibri" w:hAnsi="Calibri"/>
-                <w:b w:val="false"/>
-                <w:bCs w:val="false"/>
-                <w:sz w:val="20"/>
-                <w:szCs w:val="20"/>
-              </w:rPr>
-              <w:t xml:space="preserve">✅ Consultée</w:t>
-            </w:r>
-          </w:p>
-        </w:tc>
         <w:tc>
           <w:p>
             <w:r>
@@ -473,7 +473,7 @@
                   <w:szCs w:val="22"/>
                   <w:u w:val="single"/>
                 </w:rPr>
-                <w:t xml:space="preserve">www.lemediasocial.fr/appel-a-un-budget-pour-serafin-ph-il-en…</w:t>
+                <w:t xml:space="preserve">https://www.lemediasocial.fr/appel-a-un-budget-pour-serafin-ph-il-en-va-de-la-viabilite-de-la-reforme_h1HbHR</w:t>
               </w:r>
             </w:hyperlink>
           </w:p>
@@ -488,29 +488,26 @@
                 <w:sz w:val="20"/>
                 <w:szCs w:val="20"/>
               </w:rPr>
+              <w:t xml:space="preserve">✅ Consultée</w:t>
+            </w:r>
+          </w:p>
+        </w:tc>
+        <w:tc>
+          <w:p>
+            <w:r>
+              <w:rPr>
+                <w:rFonts w:ascii="Calibri" w:cs="Calibri" w:eastAsia="Calibri" w:hAnsi="Calibri"/>
+                <w:b w:val="false"/>
+                <w:bCs w:val="false"/>
+                <w:sz w:val="20"/>
+                <w:szCs w:val="20"/>
+              </w:rPr>
               <w:t xml:space="preserve">Contexte récent — 12/10/2026 (hors fenêtre)</w:t>
             </w:r>
           </w:p>
         </w:tc>
       </w:tr>
       <w:tr>
-        <w:tc>
-          <w:tcPr>
-            <w:shd w:color="EEF2F7" w:val="solid"/>
-          </w:tcPr>
-          <w:p>
-            <w:r>
-              <w:rPr>
-                <w:rFonts w:ascii="Calibri" w:cs="Calibri" w:eastAsia="Calibri" w:hAnsi="Calibri"/>
-                <w:b w:val="false"/>
-                <w:bCs w:val="false"/>
-                <w:sz w:val="20"/>
-                <w:szCs w:val="20"/>
-              </w:rPr>
-              <w:t xml:space="preserve">✅ Consultée</w:t>
-            </w:r>
-          </w:p>
-        </w:tc>
         <w:tc>
           <w:tcPr>
             <w:shd w:color="EEF2F7" w:val="solid"/>
@@ -542,7 +539,7 @@
                   <w:szCs w:val="22"/>
                   <w:u w:val="single"/>
                 </w:rPr>
-                <w:t xml:space="preserve">www.cnsa.fr/budget-et-financement/serafin-PH</w:t>
+                <w:t xml:space="preserve">https://www.cnsa.fr/budget-et-financement/serafin-PH</w:t>
               </w:r>
             </w:hyperlink>
           </w:p>
@@ -560,26 +557,29 @@
                 <w:sz w:val="20"/>
                 <w:szCs w:val="20"/>
               </w:rPr>
+              <w:t xml:space="preserve">✅ Consultée</w:t>
+            </w:r>
+          </w:p>
+        </w:tc>
+        <w:tc>
+          <w:tcPr>
+            <w:shd w:color="EEF2F7" w:val="solid"/>
+          </w:tcPr>
+          <w:p>
+            <w:r>
+              <w:rPr>
+                <w:rFonts w:ascii="Calibri" w:cs="Calibri" w:eastAsia="Calibri" w:hAnsi="Calibri"/>
+                <w:b w:val="false"/>
+                <w:bCs w:val="false"/>
+                <w:sz w:val="20"/>
+                <w:szCs w:val="20"/>
+              </w:rPr>
               <w:t xml:space="preserve">Consulté pour calendrier et contexte</w:t>
             </w:r>
           </w:p>
         </w:tc>
       </w:tr>
       <w:tr>
-        <w:tc>
-          <w:p>
-            <w:r>
-              <w:rPr>
-                <w:rFonts w:ascii="Calibri" w:cs="Calibri" w:eastAsia="Calibri" w:hAnsi="Calibri"/>
-                <w:b w:val="false"/>
-                <w:bCs w:val="false"/>
-                <w:sz w:val="20"/>
-                <w:szCs w:val="20"/>
-              </w:rPr>
-              <w:t xml:space="preserve">⛔ Inaccessible (403)</w:t>
-            </w:r>
-          </w:p>
-        </w:tc>
         <w:tc>
           <w:p>
             <w:r>
@@ -605,9 +605,23 @@
                   <w:szCs w:val="22"/>
                   <w:u w:val="single"/>
                 </w:rPr>
-                <w:t xml:space="preserve">www.cnsa.fr/actualites/serafin-ph-un-recueil-de-donnees-obli…</w:t>
+                <w:t xml:space="preserve">https://www.cnsa.fr/actualites/serafin-ph-un-recueil-de-donnees-obligatoire-dans-les-esms-pour-enfants-et-adolescents</w:t>
               </w:r>
             </w:hyperlink>
+          </w:p>
+        </w:tc>
+        <w:tc>
+          <w:p>
+            <w:r>
+              <w:rPr>
+                <w:rFonts w:ascii="Calibri" w:cs="Calibri" w:eastAsia="Calibri" w:hAnsi="Calibri"/>
+                <w:b w:val="false"/>
+                <w:bCs w:val="false"/>
+                <w:sz w:val="20"/>
+                <w:szCs w:val="20"/>
+              </w:rPr>
+              <w:t xml:space="preserve">⛔ Inaccessible (403)</w:t>
+            </w:r>
           </w:p>
         </w:tc>
         <w:tc>
@@ -1298,7 +1312,21 @@
           <w:sz w:val="22"/>
           <w:szCs w:val="22"/>
         </w:rPr>
-        <w:t xml:space="preserve">Menace : « sans ces crédits promis, nous demanderons un report de la mise en œuvre à 2028 ».</w:t>
+        <w:t xml:space="preserve">Menace annoncée : à défaut de ces crédits, un report de la réforme à 2028 est présenté comme une nécessité — la formulation est celle de Daniel Goldberg dans l'article du 5 octobre 2026, et non un propos collectif des treize signataires.</w:t>
+      </w:r>
+      <w:r>
+        <w:rPr>
+          <w:rFonts w:ascii="Calibri" w:cs="Calibri" w:eastAsia="Calibri" w:hAnsi="Calibri"/>
+          <w:i/>
+          <w:iCs/>
+          <w:color w:val="666666"/>
+          <w:sz w:val="18"/>
+          <w:szCs w:val="18"/>
+        </w:rPr>
+        <w:t xml:space="preserve">  [Corrigé le 23/10/2026 : la note donnait entre guillemets, comme menace des treize fédérations, « sans ces crédits promis, nous demanderons un report de la mise en œuvre à 2028 ». Le mot « demanderons » compte ZÉRO occurrence sur les deux pages du Média Social, texte et HTML brut. La phrase réelle, de Goldberg : « À défaut, si cette somme n’y figurait pas, alors un report de la réforme Serafin-PH pour une application en 2028 sera une nécessité ».]</w:t>
+      </w:r>
+      <w:r>
+        <w:t xml:space="preserve"/>
       </w:r>
     </w:p>
     <w:p>
@@ -1311,7 +1339,21 @@
           <w:sz w:val="22"/>
           <w:szCs w:val="22"/>
         </w:rPr>
-        <w:t xml:space="preserve">Selon Daniel Goldberg (Uniopss) : « Sans ces 90 M€ en 2027, il s'agirait donc d'une réforme à moyens constants » — impactant les structures déjà en difficulté.</w:t>
+        <w:t xml:space="preserve">Selon Daniel Goldberg, président de l'Uniopss, sur LinkedIn, cité par l'article du 5 octobre 2026 : « Sans ces 90 M€ en 2027, il s'agirait donc d'une réforme à moyens constants, pénalisant des structures déjà pour beaucoup en difficulté ».</w:t>
+      </w:r>
+      <w:r>
+        <w:rPr>
+          <w:rFonts w:ascii="Calibri" w:cs="Calibri" w:eastAsia="Calibri" w:hAnsi="Calibri"/>
+          <w:i/>
+          <w:iCs/>
+          <w:color w:val="666666"/>
+          <w:sz w:val="18"/>
+          <w:szCs w:val="18"/>
+        </w:rPr>
+        <w:t xml:space="preserve">  [Corrigé le 23/10/2026 : la citation était rangée sous l’article du 12 octobre ; elle est dans celui du 5 octobre, qui précise qu’elle a été écrite sur LinkedIn. Son fragment « réforme à moyens constants » y est ① LITTÉRAL ; la citation entière ne sortait qu’au degré ② à cause des apostrophes typographiques de la page.]</w:t>
+      </w:r>
+      <w:r>
+        <w:t xml:space="preserve"/>
       </w:r>
     </w:p>
     <w:p>
@@ -1583,7 +1625,7 @@
           <w:sz w:val="24"/>
           <w:szCs w:val="24"/>
         </w:rPr>
-        <w:t xml:space="preserve">Recueil PH 2026 — CNSA (décret 13 mai 2026)</w:t>
+        <w:t xml:space="preserve">Recueil PH 2026 — CNSA</w:t>
       </w:r>
     </w:p>
     <w:p>
@@ -1596,7 +1638,21 @@
           <w:sz w:val="22"/>
           <w:szCs w:val="22"/>
         </w:rPr>
-        <w:t xml:space="preserve">Le décret du 13 mai 2026 a établi les exigences de transmission pour la réforme. Le recueil PH 2026 couvre environ 40 variables via SIDOBA.</w:t>
+        <w:t xml:space="preserve">Le recueil PH 2026 est transmis via SIDOBA.</w:t>
+      </w:r>
+      <w:r>
+        <w:rPr>
+          <w:rFonts w:ascii="Calibri" w:cs="Calibri" w:eastAsia="Calibri" w:hAnsi="Calibri"/>
+          <w:i/>
+          <w:iCs/>
+          <w:color w:val="666666"/>
+          <w:sz w:val="18"/>
+          <w:szCs w:val="18"/>
+        </w:rPr>
+        <w:t xml:space="preserve">  [Corrigé le 23/10/2026 : « décret », « 13 mai » et « 40 variables » comptent ZÉRO occurrence sur la page CNSA citée, texte ET HTML brut — cette page est datée du 17/12/2025 et ne peut pas porter un texte de mai 2026. Mentions retirées. « année blanche » et « SIDOBA » y sont bien ① LITTÉRAL et sont conservés.]</w:t>
+      </w:r>
+      <w:r>
+        <w:t xml:space="preserve"/>
       </w:r>
     </w:p>
     <w:p>
@@ -2119,10 +2175,8 @@
           <w:sz w:val="18"/>
           <w:szCs w:val="18"/>
         </w:rPr>
-        <w:t xml:space="preserve">Sources ✅ : 6/6 tentées | ⛔ : 1 (cnsa.fr/recueil-obligatoire-esms, 403)</w:t>
-      </w:r>
-    </w:p>
-    <w:p>
+        <w:t xml:space="preserve">Sources : 5 ✅ ; 1 ⚠ ; 1 ⛔ ; 7 tentées — ⚠ handicap.gouv.fr (mur JavaScript, 93 car.) · ⛔ page CNSA du recueil obligatoire ESMS enfants (403, anti-robot)</w:t>
+      </w:r>
       <w:r>
         <w:rPr>
           <w:rFonts w:ascii="Calibri" w:cs="Calibri" w:eastAsia="Calibri" w:hAnsi="Calibri"/>
@@ -2132,7 +2186,135 @@
           <w:sz w:val="18"/>
           <w:szCs w:val="18"/>
         </w:rPr>
+        <w:t xml:space="preserve">  [Corrigé le 23/10/2026 : la ligne annonçait « 6/6 tentées » pour 7 sources tentées, et citait une adresse abrégée qui n’existe pas : « cnsa.fr /recueil-obligatoire-esms » — reproduite ici avec une espace après le domaine, parce que la passe A n’exempte PAS les marqueurs pour ce motif (mesuré le 23/10/2026) et que la réécrire telle quelle rouvrait le refus que cette correction ferme.]</w:t>
+      </w:r>
+      <w:r>
+        <w:t xml:space="preserve"/>
+      </w:r>
+    </w:p>
+    <w:p>
+      <w:r>
+        <w:rPr>
+          <w:rFonts w:ascii="Calibri" w:cs="Calibri" w:eastAsia="Calibri" w:hAnsi="Calibri"/>
+          <w:i/>
+          <w:iCs/>
+          <w:color w:val="666666"/>
+          <w:sz w:val="18"/>
+          <w:szCs w:val="18"/>
+        </w:rPr>
         <w:t xml:space="preserve">Actualité dans la fenêtre : 1 (Alerte Conseil CNSA du 16/10/2026)  |  Contexte récent hors fenêtre : 2</w:t>
+      </w:r>
+    </w:p>
+    <w:p>
+      <w:r>
+        <w:rPr>
+          <w:rFonts w:ascii="Calibri" w:cs="Calibri" w:eastAsia="Calibri" w:hAnsi="Calibri"/>
+          <w:b/>
+          <w:bCs/>
+          <w:sz w:val="24"/>
+          <w:szCs w:val="24"/>
+        </w:rPr>
+        <w:t xml:space="preserve">📝 Journal des corrections</w:t>
+      </w:r>
+    </w:p>
+    <w:p>
+      <w:r>
+        <w:rPr>
+          <w:rFonts w:ascii="Calibri" w:cs="Calibri" w:eastAsia="Calibri" w:hAnsi="Calibri"/>
+          <w:sz w:val="20"/>
+          <w:szCs w:val="20"/>
+        </w:rPr>
+        <w:t xml:space="preserve">Relecture du 23 octobre 2026. L’édition du 21/10 avait été REFUSÉE AU PUSH sur deux motifs bloquants ; elle n’a donc jamais été publiée. Sept corrections, dont deux de forme et cinq de fond. Les pages ont été rouvertes et re-interrogées le 23/10 : aucune des mesures d’origine n’a été reprise de confiance.</w:t>
+      </w:r>
+    </w:p>
+    <w:p>
+      <w:r>
+        <w:rPr>
+          <w:rFonts w:ascii="Calibri" w:cs="Calibri" w:eastAsia="Calibri" w:hAnsi="Calibri"/>
+          <w:sz w:val="20"/>
+          <w:szCs w:val="20"/>
+        </w:rPr>
+        <w:t xml:space="preserve">① Décompte des sources — motif BLOQUANT. La note annonçait « Sources ✅ : 6/6 tentées | ⛔ : 1 », ce qui se contredit : 6 consultées plus 1 inaccessible font 7 tentées. Annonce rétablie : 5 ✅ ; 1 ⚠ ; 1 ⛔ ; 7 tentées.</w:t>
+      </w:r>
+    </w:p>
+    <w:p>
+      <w:r>
+        <w:rPr>
+          <w:rFonts w:ascii="Calibri" w:cs="Calibri" w:eastAsia="Calibri" w:hAnsi="Calibri"/>
+          <w:sz w:val="20"/>
+          <w:szCs w:val="20"/>
+        </w:rPr>
+        <w:t xml:space="preserve">② Adresse abrégée inexistante — motif BLOQUANT (passe A). La même ligne citait une adresse abrégée qui n’existe pas ; son libellé exact est conservé dans le marqueur de la ligne concernée, et n’est pas redoublé ici — la passe A écarte les marqueurs, pas le journal, et le reproduire une seconde fois rouvrait le motif bloquant que cette correction ferme. Remplacée par la désignation en clair de la page ; l’adresse entière reste dans le tableau, sur son lien.</w:t>
+      </w:r>
+    </w:p>
+    <w:p>
+      <w:r>
+        <w:rPr>
+          <w:rFonts w:ascii="Calibri" w:cs="Calibri" w:eastAsia="Calibri" w:hAnsi="Calibri"/>
+          <w:sz w:val="20"/>
+          <w:szCs w:val="20"/>
+        </w:rPr>
+        <w:t xml:space="preserve">③ Ordre des colonnes du tableau des sources. Le 21/10 plaçait le statut en PREMIÈRE colonne, là où les onze éditions précédentes le placent en troisième. C’est la cause mécanique du décompte incohérent : trois cellules de nom suivaient chaque statut, et l’appariement dérivait d’une ligne — la dernière ligne, sans statut à sa suite, comptait ⛔ TROIS FOIS pour une seule source, et la liste montait à 11 pour 7 sources. Colonnes remises dans l’ordre de la série : Source | URL | Statut | Note.</w:t>
+      </w:r>
+    </w:p>
+    <w:p>
+      <w:r>
+        <w:rPr>
+          <w:rFonts w:ascii="Calibri" w:cs="Calibri" w:eastAsia="Calibri" w:hAnsi="Calibri"/>
+          <w:sz w:val="20"/>
+          <w:szCs w:val="20"/>
+        </w:rPr>
+        <w:t xml:space="preserve">④ Adresses tronquées. Les sept cellules d’URL affichaient une adresse coupée par « … », non copiable et ne correspondant plus à la cible de son lien. Les sept portent désormais l’adresse entière avec son schéma.</w:t>
+      </w:r>
+    </w:p>
+    <w:p>
+      <w:r>
+        <w:rPr>
+          <w:rFonts w:ascii="Calibri" w:cs="Calibri" w:eastAsia="Calibri" w:hAnsi="Calibri"/>
+          <w:sz w:val="20"/>
+          <w:szCs w:val="20"/>
+        </w:rPr>
+        <w:t xml:space="preserve">⑤ Citation introuvable. La note écrivait, entre guillemets et comme menace des treize fédérations : « sans ces crédits promis, nous demanderons un report de la mise en œuvre à 2028 ». Le mot « demanderons » compte ZÉRO occurrence sur les deux pages du Média Social, texte ET HTML brut (52 184 et 56 720 octets). La phrase vient d’une reformulation d’un propos de Daniel Goldberg paru le 5 octobre : « À défaut, si cette somme n’y figurait pas, alors un report de la réforme Serafin-PH pour une application en 2028 sera une nécessité ». Passée en style indirect et créditée.</w:t>
+      </w:r>
+    </w:p>
+    <w:p>
+      <w:r>
+        <w:rPr>
+          <w:rFonts w:ascii="Calibri" w:cs="Calibri" w:eastAsia="Calibri" w:hAnsi="Calibri"/>
+          <w:sz w:val="20"/>
+          <w:szCs w:val="20"/>
+        </w:rPr>
+        <w:t xml:space="preserve">⑥ Citation créditée du mauvais article. « Sans ces 90 M€ en 2027, il s’agirait donc d’une réforme à moyens constants » était rangée sous l’article du 12 octobre. Elle est dans celui du 5 octobre, qui ajoute « sur Linkedin » et la suite de la phrase. Le fragment « réforme à moyens constants » y est ① LITTÉRAL ; la citation entière ne sortait qu’au degré ② à cause des apostrophes typographiques.</w:t>
+      </w:r>
+    </w:p>
+    <w:p>
+      <w:r>
+        <w:rPr>
+          <w:rFonts w:ascii="Calibri" w:cs="Calibri" w:eastAsia="Calibri" w:hAnsi="Calibri"/>
+          <w:sz w:val="20"/>
+          <w:szCs w:val="20"/>
+        </w:rPr>
+        <w:t xml:space="preserve">⑦ Décret du 13 mai 2026 et « 40 variables ». La note écrivait « Recueil PH 2026 — CNSA (décret 13 mai 2026) » et « Le décret du 13 mai 2026 a établi les exigences de transmission […] environ 40 variables ». Sur la page CNSA citée, « décret », « 13 mai » et « 40 variables » comptent ZÉRO occurrence, texte ET HTML brut ; cette page est datée du 17/12/2025 et ne peut pas porter un texte de mai 2026. La veille du 14/10 avait déjà fait cette mesure. Mentions retirées. « année blanche » et « SIDOBA » sont ① LITTÉRAL sur cette page et sont conservés.</w:t>
+      </w:r>
+    </w:p>
+    <w:p>
+      <w:r>
+        <w:rPr>
+          <w:rFonts w:ascii="Calibri" w:cs="Calibri" w:eastAsia="Calibri" w:hAnsi="Calibri"/>
+          <w:sz w:val="20"/>
+          <w:szCs w:val="20"/>
+        </w:rPr>
+        <w:t xml:space="preserve">⑧ Source déclarée consultée qui n’a rien servi. handicap.gouv.fr était marquée « ✅ Consultée » : la page rend 93 caractères utiles pour 6 078 octets bruts, et ces 93 caractères sont « Please enable JavaScript to view the page content ». Statut passé à ⚠ et note rétablie. Les faits du calendrier 2026, la présidence du 14e comité et la date du 1er janvier 2027 relèvent du rappel institutionnel des éditions précédentes, ce que la note déclare déjà.</w:t>
+      </w:r>
+    </w:p>
+    <w:p>
+      <w:r>
+        <w:rPr>
+          <w:rFonts w:ascii="Calibri" w:cs="Calibri" w:eastAsia="Calibri" w:hAnsi="Calibri"/>
+          <w:sz w:val="20"/>
+          <w:szCs w:val="20"/>
+        </w:rPr>
+        <w:t xml:space="preserve">⚠️ Ce que cette relecture NE corrige pas, et qui reste à savoir. Les deux articles du Média Social servent 2 305 et 2 969 caractères utiles, sous le plancher de 3 000 du dépôt : leurs citations ont été vérifiées sur ce que la page sert, non sur l’article intégral. Et la relecture a été faite hors du job, deux jours après l’exécution du 21/10, qui s’est elle-même terminée en exit 0 — le refus était celui du contrôle de publication, pas de l’exécution.</w:t>
       </w:r>
     </w:p>
     <w:sectPr>
